--- a/資料.docx
+++ b/資料.docx
@@ -1,169 +1,681 @@
 
 <file path=word/document.xml><?xml version="1.0" encoding="utf-8"?>
-<w:document xmlns:wpc="http://schemas.microsoft.com/office/word/2010/wordprocessingCanvas" xmlns:cx="http://schemas.microsoft.com/office/drawing/2014/chartex" xmlns:cx1="http://schemas.microsoft.com/office/drawing/2015/9/8/chartex" xmlns:cx2="http://schemas.microsoft.com/office/drawing/2015/10/21/chartex" xmlns:cx3="http://schemas.microsoft.com/office/drawing/2016/5/9/chartex" xmlns:cx4="http://schemas.microsoft.com/office/drawing/2016/5/10/chartex" xmlns:cx5="http://schemas.microsoft.com/office/drawing/2016/5/11/chartex" xmlns:cx6="http://schemas.microsoft.com/office/drawing/2016/5/12/chartex" xmlns:cx7="http://schemas.microsoft.com/office/drawing/2016/5/13/chartex" xmlns:cx8="http://schemas.microsoft.com/office/drawing/2016/5/14/chartex" xmlns:mc="http://schemas.openxmlformats.org/markup-compatibility/2006" xmlns:aink="http://schemas.microsoft.com/office/drawing/2016/ink" xmlns:am3d="http://schemas.microsoft.com/office/drawing/2017/model3d" xmlns:o="urn:schemas-microsoft-com:office:office" xmlns:oel="http://schemas.microsoft.com/office/2019/extlst" xmlns:r="http://schemas.openxmlformats.org/officeDocument/2006/relationships" xmlns:m="http://schemas.openxmlformats.org/officeDocument/2006/math" xmlns:v="urn:schemas-microsoft-com:vml" xmlns:wp14="http://schemas.microsoft.com/office/word/2010/wordprocessingDrawing" xmlns:wp="http://schemas.openxmlformats.org/drawingml/2006/wordprocessingDrawing" xmlns:w10="urn:schemas-microsoft-com:office:word" xmlns:w="http://schemas.openxmlformats.org/wordprocessingml/2006/main" xmlns:w14="http://schemas.microsoft.com/office/word/2010/wordml" xmlns:w15="http://schemas.microsoft.com/office/word/2012/wordml" xmlns:w16cex="http://schemas.microsoft.com/office/word/2018/wordml/cex" xmlns:w16cid="http://schemas.microsoft.com/office/word/2016/wordml/cid" xmlns:w16="http://schemas.microsoft.com/office/word/2018/wordml" xmlns:w16du="http://schemas.microsoft.com/office/word/2023/wordml/word16du" xmlns:w16sdtdh="http://schemas.microsoft.com/office/word/2020/wordml/sdtdatahash" xmlns:w16sdtfl="http://schemas.microsoft.com/office/word/2024/wordml/sdtformatlock" xmlns:w16se="http://schemas.microsoft.com/office/word/2015/wordml/symex" xmlns:wpg="http://schemas.microsoft.com/office/word/2010/wordprocessingGroup" xmlns:wpi="http://schemas.microsoft.com/office/word/2010/wordprocessingInk" xmlns:wne="http://schemas.microsoft.com/office/word/2006/wordml" xmlns:wps="http://schemas.microsoft.com/office/word/2010/wordprocessingShape" mc:Ignorable="w14 w15 w16se w16cid w16 w16cex w16sdtdh w16sdtfl w16du wp14">
+<w:document xmlns:wpc="http://schemas.microsoft.com/office/word/2010/wordprocessingCanvas" xmlns:mc="http://schemas.openxmlformats.org/markup-compatibility/2006" xmlns:o="urn:schemas-microsoft-com:office:office" xmlns:r="http://schemas.openxmlformats.org/officeDocument/2006/relationships" xmlns:m="http://schemas.openxmlformats.org/officeDocument/2006/math" xmlns:v="urn:schemas-microsoft-com:vml" xmlns:wp14="http://schemas.microsoft.com/office/word/2010/wordprocessingDrawing" xmlns:wp="http://schemas.openxmlformats.org/drawingml/2006/wordprocessingDrawing" xmlns:w10="urn:schemas-microsoft-com:office:word" xmlns:w="http://schemas.openxmlformats.org/wordprocessingml/2006/main" xmlns:w14="http://schemas.microsoft.com/office/word/2010/wordml" xmlns:w15="http://schemas.microsoft.com/office/word/2012/wordml" xmlns:wpg="http://schemas.microsoft.com/office/word/2010/wordprocessingGroup" xmlns:wpi="http://schemas.microsoft.com/office/word/2010/wordprocessingInk" xmlns:wne="http://schemas.microsoft.com/office/word/2006/wordml" xmlns:wps="http://schemas.microsoft.com/office/word/2010/wordprocessingShape" xmlns:w16se="http://schemas.microsoft.com/office/word/2015/wordml/symex" xmlns:w16cid="http://schemas.microsoft.com/office/word/2016/wordml/cid" xmlns:w16="http://schemas.microsoft.com/office/word/2018/wordml" xmlns:w16cex="http://schemas.microsoft.com/office/word/2018/wordml/cex" xmlns:w16sdtdh="http://schemas.microsoft.com/office/word/2020/wordml/sdtdatahash" xmlns:w16sdtfl="http://schemas.microsoft.com/office/word/2024/wordml/sdtformatlock" mc:Ignorable="w14 w15 wp14 w16se w16cid w16 w16cex w16sdtdh w16sdtfl">
   <w:body>
+    <w:p xmlns:wp14="http://schemas.microsoft.com/office/word/2010/wordml" wp14:paraId="77A39637" wp14:textId="5A24F1F1">
+      <w:pPr>
+        <w:rPr>
+          <w:b w:val="1"/>
+          <w:bCs w:val="1"/>
+          <w:sz w:val="32"/>
+          <w:szCs w:val="32"/>
+        </w:rPr>
+      </w:pPr>
+      <w:r>
+        <w:rPr>
+          <w:b w:val="1"/>
+          <w:bCs w:val="1"/>
+          <w:sz w:val="32"/>
+          <w:szCs w:val="32"/>
+        </w:rPr>
+        <w:t>1.</w:t>
+      </w:r>
+      <w:r>
+        <w:rPr>
+          <w:b w:val="1"/>
+          <w:bCs w:val="1"/>
+          <w:sz w:val="32"/>
+          <w:szCs w:val="32"/>
+        </w:rPr>
+        <w:t>起源</w:t>
+      </w:r>
+    </w:p>
+    <w:p xmlns:wp14="http://schemas.microsoft.com/office/word/2010/wordml" wp14:paraId="0A93E192" wp14:textId="40BDD8AC">
+      <w:pPr>
+        <w:pStyle w:val="Normal"/>
+      </w:pPr>
+      <w:r>
+        <w:rPr/>
+        <w:t>可樂源自於</w:t>
+      </w:r>
+      <w:r>
+        <w:rPr/>
+        <w:t>西元1886 年5月8日，藥劑師約翰·彭伯頓</w:t>
+      </w:r>
+    </w:p>
+    <w:p xmlns:wp14="http://schemas.microsoft.com/office/word/2010/wordml" wp14:paraId="436C87DE" wp14:textId="606E26EA">
+      <w:pPr>
+        <w:pStyle w:val="Normal"/>
+      </w:pPr>
+      <w:r>
+        <w:rPr/>
+        <w:t>在亞特蘭大</w:t>
+      </w:r>
+      <w:r>
+        <w:rPr/>
+        <w:t>調配出一款</w:t>
+      </w:r>
+      <w:r>
+        <w:rPr/>
+        <w:t>提神用的糖漿，</w:t>
+      </w:r>
+      <w:r>
+        <w:rPr/>
+        <w:t>並將其加進</w:t>
+      </w:r>
+    </w:p>
+    <w:p xmlns:wp14="http://schemas.microsoft.com/office/word/2010/wordml" wp14:paraId="76339AF6" wp14:textId="77918383">
+      <w:pPr>
+        <w:pStyle w:val="Normal"/>
+      </w:pPr>
+      <w:r>
+        <w:rPr/>
+        <w:t>汽水內</w:t>
+      </w:r>
+      <w:r>
+        <w:rPr/>
+        <w:t>在藥局販售</w:t>
+      </w:r>
+      <w:r>
+        <w:rPr/>
+        <w:t>，</w:t>
+      </w:r>
+      <w:r>
+        <w:rPr/>
+        <w:t>並在1891年正式成立可口可</w:t>
+      </w:r>
+      <w:r>
+        <w:rPr/>
+        <w:t>樂公司</w:t>
+      </w:r>
+    </w:p>
+    <w:p xmlns:wp14="http://schemas.microsoft.com/office/word/2010/wordml" wp14:paraId="7FABC1AA" wp14:textId="12FDC5C1">
+      <w:pPr>
+        <w:pStyle w:val="Normal"/>
+      </w:pPr>
+      <w:r>
+        <w:rPr/>
+        <w:t>到了1899年開始正式使用</w:t>
+      </w:r>
+      <w:r>
+        <w:rPr/>
+        <w:t>直筒</w:t>
+      </w:r>
+      <w:r>
+        <w:rPr/>
+        <w:t>玻璃瓶裝在汽水機內販售</w:t>
+      </w:r>
+    </w:p>
     <w:p>
       <w:pPr>
-        <w:rPr>
-          <w:b/>
-          <w:bCs/>
-          <w:sz w:val="32"/>
-          <w:szCs w:val="32"/>
-        </w:rPr>
-      </w:pPr>
-      <w:r>
-        <w:rPr>
-          <w:b/>
-          <w:bCs/>
-          <w:sz w:val="32"/>
-          <w:szCs w:val="32"/>
-        </w:rPr>
-        <w:t>1.</w:t>
-      </w:r>
-      <w:r>
-        <w:rPr>
-          <w:b/>
-          <w:bCs/>
-          <w:sz w:val="32"/>
-          <w:szCs w:val="32"/>
-        </w:rPr>
-        <w:t>起源</w:t>
+        <w:pStyle w:val="Normal"/>
+        <w:rPr>
+          <w:b w:val="1"/>
+          <w:bCs w:val="1"/>
+          <w:sz w:val="32"/>
+          <w:szCs w:val="32"/>
+        </w:rPr>
+      </w:pPr>
+    </w:p>
+    <w:p xmlns:wp14="http://schemas.microsoft.com/office/word/2010/wordml" wp14:paraId="44A33C1A" wp14:textId="600F2C1D">
+      <w:pPr>
+        <w:pStyle w:val="Normal"/>
+        <w:rPr>
+          <w:b w:val="1"/>
+          <w:bCs w:val="1"/>
+          <w:sz w:val="32"/>
+          <w:szCs w:val="32"/>
+        </w:rPr>
+      </w:pPr>
+      <w:r>
+        <w:rPr>
+          <w:b w:val="1"/>
+          <w:bCs w:val="1"/>
+          <w:sz w:val="32"/>
+          <w:szCs w:val="32"/>
+        </w:rPr>
+        <w:t>2.</w:t>
+      </w:r>
+      <w:r>
+        <w:rPr>
+          <w:b w:val="1"/>
+          <w:bCs w:val="1"/>
+          <w:sz w:val="32"/>
+          <w:szCs w:val="32"/>
+        </w:rPr>
+        <w:t>成分的演變</w:t>
+      </w:r>
+    </w:p>
+    <w:p xmlns:wp14="http://schemas.microsoft.com/office/word/2010/wordml" wp14:paraId="58A0EE2D" wp14:textId="39E281AB">
+      <w:pPr>
+        <w:pStyle w:val="Normal"/>
+      </w:pPr>
+      <w:r>
+        <w:rPr/>
+        <w:t>早期</w:t>
+      </w:r>
+      <w:r>
+        <w:rPr/>
+        <w:t>從</w:t>
+      </w:r>
+      <w:r>
+        <w:rPr/>
+        <w:t>古柯葉和可樂果內分別萃取微量古柯鹼</w:t>
+      </w:r>
+    </w:p>
+    <w:p xmlns:wp14="http://schemas.microsoft.com/office/word/2010/wordml" wp14:paraId="2BEB5364" wp14:textId="62087D61">
+      <w:pPr>
+        <w:pStyle w:val="Normal"/>
+      </w:pPr>
+      <w:r>
+        <w:rPr/>
+        <w:t>和咖啡因作為</w:t>
+      </w:r>
+      <w:r>
+        <w:rPr/>
+        <w:t>藥用用途</w:t>
+      </w:r>
+      <w:r>
+        <w:rPr/>
+        <w:t>和主要</w:t>
+      </w:r>
+      <w:r>
+        <w:rPr/>
+        <w:t>成分</w:t>
+      </w:r>
+      <w:r>
+        <w:rPr/>
+        <w:t xml:space="preserve"> </w:t>
+      </w:r>
+      <w:r>
+        <w:rPr/>
+        <w:t>，</w:t>
+      </w:r>
+      <w:r>
+        <w:rPr/>
+        <w:t>名稱內的</w:t>
       </w:r>
     </w:p>
     <w:p>
       <w:pPr>
-        <w:rPr>
-          <w:b/>
-          <w:bCs/>
-          <w:sz w:val="32"/>
-          <w:szCs w:val="32"/>
-        </w:rPr>
-      </w:pPr>
+        <w:pStyle w:val="Normal"/>
+      </w:pPr>
+      <w:r>
+        <w:rPr/>
+        <w:t>⌈coca⌋跟⌈</w:t>
+      </w:r>
+      <w:r>
+        <w:rPr/>
+        <w:t>cola</w:t>
+      </w:r>
+      <w:r>
+        <w:rPr/>
+        <w:t>⌋</w:t>
+      </w:r>
+      <w:r>
+        <w:rPr/>
+        <w:t>便是由兩個主要成分結合</w:t>
+      </w:r>
+    </w:p>
+    <w:p xmlns:wp14="http://schemas.microsoft.com/office/word/2010/wordml" wp14:paraId="1CE7DDD1" wp14:textId="77D9F5E7">
+      <w:pPr>
+        <w:pStyle w:val="Normal"/>
+      </w:pPr>
+      <w:r>
+        <w:rPr/>
+        <w:t>現代</w:t>
+      </w:r>
+      <w:r>
+        <w:rPr/>
+        <w:t>則是</w:t>
+      </w:r>
+      <w:r>
+        <w:rPr/>
+        <w:t>使用</w:t>
+      </w:r>
+      <w:r>
+        <w:rPr/>
+        <w:t>咖啡因</w:t>
+      </w:r>
+      <w:r>
+        <w:rPr/>
+        <w:t>萃取物</w:t>
+      </w:r>
+      <w:r>
+        <w:rPr/>
+        <w:t>、糖、碳酸水、</w:t>
+      </w:r>
+      <w:r>
+        <w:rPr/>
+        <w:t>人工</w:t>
+      </w:r>
+      <w:r>
+        <w:rPr/>
+        <w:t xml:space="preserve">香料 </w:t>
+      </w:r>
+    </w:p>
+    <w:p xmlns:wp14="http://schemas.microsoft.com/office/word/2010/wordml" wp14:paraId="0BF58CE3" wp14:textId="0844E5B0">
+      <w:pPr>
+        <w:pStyle w:val="Normal"/>
+      </w:pPr>
+    </w:p>
+    <w:p xmlns:wp14="http://schemas.microsoft.com/office/word/2010/wordml" wp14:paraId="2C59A0AD" wp14:textId="3A1561EA">
+      <w:pPr>
+        <w:pStyle w:val="Normal"/>
+        <w:rPr>
+          <w:b w:val="1"/>
+          <w:bCs w:val="1"/>
+          <w:sz w:val="32"/>
+          <w:szCs w:val="32"/>
+        </w:rPr>
+      </w:pPr>
+      <w:r>
+        <w:rPr>
+          <w:b w:val="1"/>
+          <w:bCs w:val="1"/>
+          <w:sz w:val="32"/>
+          <w:szCs w:val="32"/>
+        </w:rPr>
+        <w:t>3.</w:t>
+      </w:r>
+      <w:r>
+        <w:rPr>
+          <w:b w:val="1"/>
+          <w:bCs w:val="1"/>
+          <w:sz w:val="32"/>
+          <w:szCs w:val="32"/>
+        </w:rPr>
+        <w:t>冷知識</w:t>
+      </w:r>
+      <w:r>
+        <w:rPr/>
+        <w:t xml:space="preserve">  </w:t>
+      </w:r>
     </w:p>
     <w:p>
       <w:pPr>
-        <w:rPr>
-          <w:b/>
-          <w:bCs/>
-          <w:sz w:val="32"/>
-          <w:szCs w:val="32"/>
-        </w:rPr>
-      </w:pPr>
-      <w:r>
-        <w:rPr>
-          <w:b/>
-          <w:bCs/>
-          <w:sz w:val="32"/>
-          <w:szCs w:val="32"/>
-        </w:rPr>
-        <w:t>2.</w:t>
-      </w:r>
-      <w:r>
-        <w:rPr>
-          <w:b/>
-          <w:bCs/>
-          <w:sz w:val="32"/>
-          <w:szCs w:val="32"/>
-        </w:rPr>
-        <w:t>成分的演變</w:t>
-      </w:r>
+        <w:pStyle w:val="Normal"/>
+        <w:suppressLineNumbers w:val="0"/>
+        <w:bidi w:val="0"/>
+        <w:spacing w:before="0" w:beforeAutospacing="off" w:after="160" w:afterAutospacing="off" w:line="279" w:lineRule="auto"/>
+        <w:ind w:left="0" w:right="0"/>
+        <w:jc w:val="left"/>
+        <w:rPr>
+          <w:rFonts w:ascii="新細明體" w:hAnsi="新細明體" w:eastAsia="新細明體" w:cs="新細明體"/>
+          <w:noProof w:val="0"/>
+          <w:sz w:val="24"/>
+          <w:szCs w:val="24"/>
+          <w:lang w:eastAsia="zh-TW"/>
+        </w:rPr>
+      </w:pPr>
+      <w:r>
+        <w:rPr/>
+        <w:t>據坊間傳言，其完整配方只有持有人</w:t>
+      </w:r>
+      <w:r>
+        <w:rPr/>
+        <w:t>家族得知</w:t>
+      </w:r>
+      <w:r>
+        <w:rPr/>
+        <w:t>，</w:t>
+      </w:r>
+      <w:r>
+        <w:rPr/>
+        <w:t>曾一度</w:t>
+      </w:r>
+      <w:r>
+        <w:rPr/>
+        <w:t>存</w:t>
+      </w:r>
+      <w:r>
+        <w:rPr/>
+        <w:t>放在</w:t>
+      </w:r>
+      <w:r>
+        <w:rPr/>
+        <w:t>銀行保險庫內，</w:t>
+      </w:r>
+    </w:p>
+    <w:p>
+      <w:pPr>
+        <w:pStyle w:val="Normal"/>
+        <w:suppressLineNumbers w:val="0"/>
+        <w:bidi w:val="0"/>
+        <w:spacing w:before="0" w:beforeAutospacing="off" w:after="160" w:afterAutospacing="off" w:line="279" w:lineRule="auto"/>
+        <w:ind w:left="0" w:right="0"/>
+        <w:jc w:val="left"/>
+        <w:rPr>
+          <w:rFonts w:ascii="新細明體" w:hAnsi="新細明體" w:eastAsia="新細明體" w:cs="新細明體"/>
+          <w:noProof w:val="0"/>
+          <w:sz w:val="24"/>
+          <w:szCs w:val="24"/>
+          <w:lang w:eastAsia="zh-TW"/>
+        </w:rPr>
+      </w:pPr>
+      <w:r>
+        <w:rPr/>
+        <w:t>直到</w:t>
+      </w:r>
+      <w:r>
+        <w:rPr>
+          <w:rFonts w:ascii="新細明體" w:hAnsi="新細明體" w:eastAsia="新細明體" w:cs="新細明體"/>
+          <w:b w:val="0"/>
+          <w:bCs w:val="0"/>
+          <w:i w:val="0"/>
+          <w:iCs w:val="0"/>
+          <w:caps w:val="0"/>
+          <w:smallCaps w:val="0"/>
+          <w:noProof w:val="0"/>
+          <w:color w:val="202122"/>
+          <w:sz w:val="24"/>
+          <w:szCs w:val="24"/>
+          <w:lang w:eastAsia="zh-TW"/>
+        </w:rPr>
+        <w:t>2011年，可口可樂公司將配方移至位於美國亞特蘭大總部的</w:t>
+      </w:r>
+    </w:p>
+    <w:p>
+      <w:pPr>
+        <w:pStyle w:val="Normal"/>
+        <w:suppressLineNumbers w:val="0"/>
+        <w:bidi w:val="0"/>
+        <w:spacing w:before="0" w:beforeAutospacing="off" w:after="160" w:afterAutospacing="off" w:line="279" w:lineRule="auto"/>
+        <w:ind w:left="0" w:right="0"/>
+        <w:jc w:val="left"/>
+        <w:rPr>
+          <w:rFonts w:ascii="新細明體" w:hAnsi="新細明體" w:eastAsia="新細明體" w:cs="新細明體"/>
+          <w:noProof w:val="0"/>
+          <w:sz w:val="24"/>
+          <w:szCs w:val="24"/>
+          <w:lang w:eastAsia="zh-TW"/>
+        </w:rPr>
+      </w:pPr>
+      <w:r>
+        <w:rPr>
+          <w:rFonts w:ascii="新細明體" w:hAnsi="新細明體" w:eastAsia="新細明體" w:cs="新細明體"/>
+          <w:b w:val="0"/>
+          <w:bCs w:val="0"/>
+          <w:i w:val="0"/>
+          <w:iCs w:val="0"/>
+          <w:caps w:val="0"/>
+          <w:smallCaps w:val="0"/>
+          <w:noProof w:val="0"/>
+          <w:color w:val="202122"/>
+          <w:sz w:val="24"/>
+          <w:szCs w:val="24"/>
+          <w:lang w:eastAsia="zh-TW"/>
+        </w:rPr>
+        <w:t>新「可口可樂世界」博物館</w:t>
+      </w:r>
+      <w:r>
+        <w:rPr>
+          <w:rFonts w:ascii="新細明體" w:hAnsi="新細明體" w:eastAsia="新細明體" w:cs="新細明體"/>
+          <w:b w:val="0"/>
+          <w:bCs w:val="0"/>
+          <w:i w:val="0"/>
+          <w:iCs w:val="0"/>
+          <w:caps w:val="0"/>
+          <w:smallCaps w:val="0"/>
+          <w:noProof w:val="0"/>
+          <w:color w:val="202122"/>
+          <w:sz w:val="24"/>
+          <w:szCs w:val="24"/>
+          <w:lang w:eastAsia="zh-TW"/>
+        </w:rPr>
+        <w:t>內</w:t>
+      </w:r>
+    </w:p>
+    <w:p xmlns:wp14="http://schemas.microsoft.com/office/word/2010/wordml" wp14:paraId="1544E85F" wp14:textId="3F0442CB">
+      <w:pPr>
+        <w:pStyle w:val="Normal"/>
+      </w:pPr>
+    </w:p>
+    <w:p xmlns:wp14="http://schemas.microsoft.com/office/word/2010/wordml" wp14:paraId="510A044B" wp14:textId="3E133D48">
+      <w:pPr>
+        <w:pStyle w:val="Normal"/>
+        <w:rPr>
+          <w:b w:val="1"/>
+          <w:bCs w:val="1"/>
+          <w:sz w:val="32"/>
+          <w:szCs w:val="32"/>
+        </w:rPr>
+      </w:pPr>
+      <w:r>
+        <w:rPr>
+          <w:b w:val="1"/>
+          <w:bCs w:val="1"/>
+          <w:sz w:val="32"/>
+          <w:szCs w:val="32"/>
+        </w:rPr>
+        <w:t>4.</w:t>
+      </w:r>
+      <w:r>
+        <w:rPr>
+          <w:b w:val="1"/>
+          <w:bCs w:val="1"/>
+          <w:sz w:val="32"/>
+          <w:szCs w:val="32"/>
+        </w:rPr>
+        <w:t>經濟影響</w:t>
+      </w:r>
+    </w:p>
+    <w:p xmlns:wp14="http://schemas.microsoft.com/office/word/2010/wordml" wp14:paraId="242B1250" wp14:textId="0E4F2208">
+      <w:pPr>
+        <w:pStyle w:val="Normal"/>
+      </w:pPr>
+      <w:r>
+        <w:rPr/>
+        <w:t>全球最大的無酒精飲料公司</w:t>
+      </w:r>
+    </w:p>
+    <w:p>
+      <w:pPr>
+        <w:pStyle w:val="Normal"/>
+      </w:pPr>
+      <w:r>
+        <w:rPr/>
+        <w:t>在市場的主導地位</w:t>
+      </w:r>
+      <w:bookmarkStart w:name="_Int_hc7Tyj40" w:id="490003668"/>
+      <w:r>
+        <w:rPr/>
+        <w:t>： 可口</w:t>
+      </w:r>
+      <w:bookmarkEnd w:id="490003668"/>
+      <w:r>
+        <w:rPr/>
+        <w:t>可樂在全球飲料市場</w:t>
+      </w:r>
+      <w:bookmarkStart w:name="_Int_7kxwVwwa" w:id="562260323"/>
+      <w:r>
+        <w:rPr/>
+        <w:t>佔有</w:t>
+      </w:r>
+      <w:bookmarkStart w:name="_Int_V5ROc5qQ" w:id="1333143544"/>
+      <w:bookmarkEnd w:id="562260323"/>
+      <w:r>
+        <w:rPr/>
+        <w:t>45%</w:t>
+      </w:r>
+      <w:r>
+        <w:rPr/>
+        <w:t xml:space="preserve"> 的</w:t>
+      </w:r>
+      <w:bookmarkEnd w:id="1333143544"/>
+      <w:r>
+        <w:rPr/>
+        <w:t>市佔率，</w:t>
+      </w:r>
+      <w:r>
+        <w:rPr/>
+        <w:t>超過</w:t>
+      </w:r>
+      <w:r>
+        <w:rPr/>
+        <w:t>競爭對手百事可樂</w:t>
+      </w:r>
+      <w:r>
+        <w:rPr/>
+        <w:t>的28%，</w:t>
+      </w:r>
+      <w:r>
+        <w:rPr/>
+        <w:t>位居全球軟飲料首位。</w:t>
+      </w:r>
+    </w:p>
+    <w:p>
+      <w:pPr>
+        <w:pStyle w:val="Normal"/>
+      </w:pPr>
+      <w:r>
+        <w:rPr/>
+        <w:t>經濟晴雨表</w:t>
+      </w:r>
+      <w:bookmarkStart w:name="_Int_PpfCLL96" w:id="1092600464"/>
+      <w:r>
+        <w:rPr/>
+        <w:t>： 可口</w:t>
+      </w:r>
+      <w:bookmarkEnd w:id="1092600464"/>
+      <w:r>
+        <w:rPr/>
+        <w:t>可樂的產品行銷全球，其銷售情況常被視為衡量各國人民生活水平、全球化程度及經濟活力的指標即「可口可樂化」現象。</w:t>
+      </w:r>
+    </w:p>
+    <w:p>
+      <w:pPr>
+        <w:pStyle w:val="Normal"/>
+      </w:pPr>
+      <w:r>
+        <w:rPr/>
+        <w:t>軍事與政治</w:t>
+      </w:r>
+      <w:bookmarkStart w:name="_Int_rjU7LvcG" w:id="1071496629"/>
+      <w:r>
+        <w:rPr/>
+        <w:t>： 二</w:t>
+      </w:r>
+      <w:bookmarkEnd w:id="1071496629"/>
+      <w:r>
+        <w:rPr/>
+        <w:t>戰時，可口可樂成為了軍人們的生活必需品，甚至還被列入了政府的軍需產品之列，</w:t>
+      </w:r>
+      <w:r>
+        <w:rPr/>
+        <w:t>當時的</w:t>
+      </w:r>
+      <w:r>
+        <w:rPr/>
+        <w:t>總裁羅伯特·伍德魯夫</w:t>
+      </w:r>
+      <w:r>
+        <w:rPr/>
+        <w:t>甚至</w:t>
+      </w:r>
+      <w:r>
+        <w:rPr/>
+        <w:t>承諾</w:t>
+      </w:r>
+      <w:r>
+        <w:rPr/>
+        <w:t>不惜成本以每杯5美分的價格向美軍供應可口可樂</w:t>
+      </w:r>
+    </w:p>
+    <w:p xmlns:wp14="http://schemas.microsoft.com/office/word/2010/wordml" wp14:paraId="5E8B0EDB" wp14:textId="16FF1D02">
+      <w:pPr>
+        <w:pStyle w:val="Normal"/>
+      </w:pPr>
     </w:p>
     <w:p/>
+    <w:p xmlns:wp14="http://schemas.microsoft.com/office/word/2010/wordml" wp14:paraId="0ADCD325" wp14:textId="372D9642">
+      <w:pPr>
+        <w:rPr>
+          <w:b w:val="1"/>
+          <w:bCs w:val="1"/>
+          <w:sz w:val="32"/>
+          <w:szCs w:val="32"/>
+        </w:rPr>
+      </w:pPr>
+      <w:r>
+        <w:rPr>
+          <w:b w:val="1"/>
+          <w:bCs w:val="1"/>
+          <w:sz w:val="32"/>
+          <w:szCs w:val="32"/>
+        </w:rPr>
+        <w:t>5.</w:t>
+      </w:r>
+      <w:r>
+        <w:rPr>
+          <w:b w:val="1"/>
+          <w:bCs w:val="1"/>
+          <w:sz w:val="32"/>
+          <w:szCs w:val="32"/>
+        </w:rPr>
+        <w:t>包裝設計</w:t>
+      </w:r>
+    </w:p>
+    <w:p xmlns:wp14="http://schemas.microsoft.com/office/word/2010/wordml" wp14:paraId="0D564AD7" wp14:textId="1A109880">
+      <w:pPr>
+        <w:pStyle w:val="Normal"/>
+      </w:pPr>
+      <w:r>
+        <w:rPr/>
+        <w:t xml:space="preserve">玻璃瓶（曲線瓶） </w:t>
+      </w:r>
+    </w:p>
+    <w:p xmlns:wp14="http://schemas.microsoft.com/office/word/2010/wordml" wp14:paraId="5EBE5BD4" wp14:textId="55997C6F">
+      <w:pPr>
+        <w:pStyle w:val="Normal"/>
+      </w:pPr>
+      <w:r>
+        <w:rPr/>
+        <w:t xml:space="preserve">鋁罐 </w:t>
+      </w:r>
+    </w:p>
+    <w:p xmlns:wp14="http://schemas.microsoft.com/office/word/2010/wordml" wp14:paraId="43A15D2A" wp14:textId="352CBE4B">
+      <w:pPr>
+        <w:pStyle w:val="Normal"/>
+      </w:pPr>
+      <w:r>
+        <w:rPr/>
+        <w:t>塑膠瓶</w:t>
+      </w:r>
+    </w:p>
     <w:p>
       <w:pPr>
-        <w:rPr>
-          <w:b/>
-          <w:bCs/>
-          <w:sz w:val="32"/>
-          <w:szCs w:val="32"/>
-        </w:rPr>
-      </w:pPr>
-      <w:r>
-        <w:rPr>
-          <w:b/>
-          <w:bCs/>
-          <w:sz w:val="32"/>
-          <w:szCs w:val="32"/>
-        </w:rPr>
-        <w:t>3.</w:t>
-      </w:r>
-      <w:r>
-        <w:rPr>
-          <w:b/>
-          <w:bCs/>
-          <w:sz w:val="32"/>
-          <w:szCs w:val="32"/>
-        </w:rPr>
-        <w:t>冷知識</w:t>
-      </w:r>
-      <w:r>
-        <w:t xml:space="preserve">  </w:t>
-      </w:r>
-    </w:p>
-    <w:p/>
+        <w:pStyle w:val="Normal"/>
+      </w:pPr>
+      <w:r>
+        <w:rPr/>
+        <w:t>全球在地化</w:t>
+      </w:r>
+    </w:p>
     <w:p>
       <w:pPr>
-        <w:rPr>
-          <w:b/>
-          <w:bCs/>
-          <w:sz w:val="32"/>
-          <w:szCs w:val="32"/>
-        </w:rPr>
-      </w:pPr>
-      <w:r>
-        <w:rPr>
-          <w:b/>
-          <w:bCs/>
-          <w:sz w:val="32"/>
-          <w:szCs w:val="32"/>
-        </w:rPr>
-        <w:t>4.</w:t>
-      </w:r>
-      <w:r>
-        <w:rPr>
-          <w:b/>
-          <w:bCs/>
-          <w:sz w:val="32"/>
-          <w:szCs w:val="32"/>
-        </w:rPr>
-        <w:t>經濟影響</w:t>
-      </w:r>
-    </w:p>
-    <w:p/>
-    <w:p/>
+        <w:pStyle w:val="Normal"/>
+      </w:pPr>
+      <w:r>
+        <w:rPr/>
+        <w:t xml:space="preserve">不同國家有不同口味或包裝 </w:t>
+      </w:r>
+    </w:p>
     <w:p>
       <w:pPr>
-        <w:rPr>
-          <w:b/>
-          <w:bCs/>
-          <w:sz w:val="32"/>
-          <w:szCs w:val="32"/>
-        </w:rPr>
-      </w:pPr>
-      <w:r>
-        <w:rPr>
-          <w:b/>
-          <w:bCs/>
-          <w:sz w:val="32"/>
-          <w:szCs w:val="32"/>
-        </w:rPr>
-        <w:t>5.</w:t>
-      </w:r>
-      <w:r>
-        <w:rPr>
-          <w:b/>
-          <w:bCs/>
-          <w:sz w:val="32"/>
-          <w:szCs w:val="32"/>
-        </w:rPr>
-        <w:t>包裝設計</w:t>
+        <w:pStyle w:val="Normal"/>
+      </w:pPr>
+      <w:r>
+        <w:rPr/>
+        <w:t>依文化調整行銷</w:t>
       </w:r>
     </w:p>
     <w:p>
       <w:pPr>
-        <w:rPr>
-          <w:b/>
-          <w:bCs/>
+        <w:pStyle w:val="Normal"/>
+        <w:rPr>
+          <w:b w:val="1"/>
+          <w:bCs w:val="1"/>
           <w:sz w:val="32"/>
           <w:szCs w:val="32"/>
         </w:rPr>
@@ -171,27 +683,66 @@
     </w:p>
     <w:p>
       <w:pPr>
-        <w:rPr>
-          <w:b/>
-          <w:bCs/>
-          <w:sz w:val="32"/>
-          <w:szCs w:val="32"/>
-        </w:rPr>
-      </w:pPr>
-      <w:r>
-        <w:rPr>
-          <w:b/>
-          <w:bCs/>
+        <w:pStyle w:val="Normal"/>
+        <w:rPr>
+          <w:b w:val="1"/>
+          <w:bCs w:val="1"/>
+          <w:sz w:val="32"/>
+          <w:szCs w:val="32"/>
+        </w:rPr>
+      </w:pPr>
+      <w:r>
+        <w:rPr>
+          <w:b w:val="1"/>
+          <w:bCs w:val="1"/>
           <w:sz w:val="32"/>
           <w:szCs w:val="32"/>
         </w:rPr>
         <w:t>6.文化影響</w:t>
+      </w:r>
+    </w:p>
+    <w:p>
+      <w:pPr>
+        <w:pStyle w:val="Normal"/>
+        <w:rPr>
+          <w:b w:val="0"/>
+          <w:bCs w:val="0"/>
+          <w:sz w:val="24"/>
+          <w:szCs w:val="24"/>
+        </w:rPr>
+      </w:pPr>
+      <w:r>
+        <w:rPr>
+          <w:b w:val="0"/>
+          <w:bCs w:val="0"/>
+          <w:sz w:val="24"/>
+          <w:szCs w:val="24"/>
+        </w:rPr>
+        <w:t>如今</w:t>
+      </w:r>
+      <w:r>
+        <w:rPr>
+          <w:b w:val="0"/>
+          <w:bCs w:val="0"/>
+          <w:sz w:val="24"/>
+          <w:szCs w:val="24"/>
+        </w:rPr>
+        <w:t>公認的穿著紅衣</w:t>
+      </w:r>
+      <w:r>
+        <w:rPr>
+          <w:b w:val="0"/>
+          <w:bCs w:val="0"/>
+          <w:sz w:val="24"/>
+          <w:szCs w:val="24"/>
+        </w:rPr>
+        <w:t>其穿著形象在全球流行，與可口可樂公司的營銷推廣密不可分。1931年，插畫家海頓·珊布借鑑克萊門特·摩爾的詩歌《聖尼古拉斯的拜訪》和自身斯堪地那維亞人的傳統，描繪了高大、身著紅裝、歡快喜氣的聖誕老人形象，為可口可樂廣告創作聖誕老人形象——以可口可樂標準色紅色和白色為主色調打扮的大鬍子聖誕老人，手握可口可樂玻璃瓶。在之後的三十年，伴隨著可口可樂公司聖誕老人系列廣告大受歡迎，紅白相間的聖誕老人形象深入人心，並流傳至今</w:t>
       </w:r>
     </w:p>
     <w:p/>
     <w:p/>
     <w:sectPr>
-      <w:pgSz w:w="11906" w:h="16838"/>
+      <w:pgSz w:w="11906" w:h="16838" w:orient="portrait"/>
       <w:pgMar w:top="1440" w:right="1440" w:bottom="1440" w:left="1440" w:header="720" w:footer="720" w:gutter="0"/>
       <w:cols w:space="720"/>
       <w:docGrid w:type="lines" w:linePitch="360"/>
@@ -201,19 +752,34 @@
 </file>
 
 <file path=word/intelligence2.xml><?xml version="1.0" encoding="utf-8"?>
-<int2:intelligence xmlns:int2="http://schemas.microsoft.com/office/intelligence/2020/intelligence" xmlns:oel="http://schemas.microsoft.com/office/2019/extlst">
-  <int2:observations/>
+<int2:intelligence xmlns:int2="http://schemas.microsoft.com/office/intelligence/2020/intelligence">
+  <int2:observations>
+    <int2:bookmark int2:bookmarkName="_Int_rjU7LvcG" int2:invalidationBookmarkName="" int2:hashCode="2Nxp5LlwcdWaEm" int2:id="FMC9NEzI">
+      <int2:state int2:type="gram" int2:value="Rejected"/>
+    </int2:bookmark>
+    <int2:bookmark int2:bookmarkName="_Int_7kxwVwwa" int2:invalidationBookmarkName="" int2:hashCode="shgbcBaXVNVzod" int2:id="cvNF5r3o">
+      <int2:state int2:type="gram" int2:value="Rejected"/>
+    </int2:bookmark>
+    <int2:bookmark int2:bookmarkName="_Int_V5ROc5qQ" int2:invalidationBookmarkName="" int2:hashCode="+0XMPT70soZi70" int2:id="YpdbcKmS">
+      <int2:state int2:type="gram" int2:value="Rejected"/>
+    </int2:bookmark>
+    <int2:bookmark int2:bookmarkName="_Int_hc7Tyj40" int2:invalidationBookmarkName="" int2:hashCode="BzhzhBSm/1vlY2" int2:id="IlbTkN2l">
+      <int2:state int2:type="gram" int2:value="Rejected"/>
+    </int2:bookmark>
+    <int2:bookmark int2:bookmarkName="_Int_PpfCLL96" int2:invalidationBookmarkName="" int2:hashCode="BzhzhBSm/1vlY2" int2:id="GQLXNbjk">
+      <int2:state int2:type="gram" int2:value="Rejected"/>
+    </int2:bookmark>
+  </int2:observations>
   <int2:intelligenceSettings/>
-  <int2:onDemandWorkflows/>
 </int2:intelligence>
 </file>
 
 <file path=word/styles.xml><?xml version="1.0" encoding="utf-8"?>
-<w:styles xmlns:mc="http://schemas.openxmlformats.org/markup-compatibility/2006" xmlns:r="http://schemas.openxmlformats.org/officeDocument/2006/relationships" xmlns:w="http://schemas.openxmlformats.org/wordprocessingml/2006/main" xmlns:w14="http://schemas.microsoft.com/office/word/2010/wordml" xmlns:w15="http://schemas.microsoft.com/office/word/2012/wordml" xmlns:w16cex="http://schemas.microsoft.com/office/word/2018/wordml/cex" xmlns:w16cid="http://schemas.microsoft.com/office/word/2016/wordml/cid" xmlns:w16="http://schemas.microsoft.com/office/word/2018/wordml" xmlns:w16du="http://schemas.microsoft.com/office/word/2023/wordml/word16du" xmlns:w16sdtdh="http://schemas.microsoft.com/office/word/2020/wordml/sdtdatahash" xmlns:w16sdtfl="http://schemas.microsoft.com/office/word/2024/wordml/sdtformatlock" xmlns:w16se="http://schemas.microsoft.com/office/word/2015/wordml/symex" mc:Ignorable="w14 w15 w16se w16cid w16 w16cex w16sdtdh w16sdtfl w16du">
+<w:styles xmlns:wp14="http://schemas.microsoft.com/office/word/2010/wordprocessingDrawing" xmlns:mc="http://schemas.openxmlformats.org/markup-compatibility/2006" xmlns:r="http://schemas.openxmlformats.org/officeDocument/2006/relationships" xmlns:w="http://schemas.openxmlformats.org/wordprocessingml/2006/main" xmlns:w14="http://schemas.microsoft.com/office/word/2010/wordml" xmlns:w15="http://schemas.microsoft.com/office/word/2012/wordml" xmlns:w16se="http://schemas.microsoft.com/office/word/2015/wordml/symex" xmlns:w16cid="http://schemas.microsoft.com/office/word/2016/wordml/cid" xmlns:w16="http://schemas.microsoft.com/office/word/2018/wordml" xmlns:w16cex="http://schemas.microsoft.com/office/word/2018/wordml/cex" xmlns:w16sdtdh="http://schemas.microsoft.com/office/word/2020/wordml/sdtdatahash" xmlns:w16sdtfl="http://schemas.microsoft.com/office/word/2024/wordml/sdtformatlock" mc:Ignorable="w14 w15 wp14 w16se w16cid w16 w16cex w16sdtdh w16sdtfl">
   <w:docDefaults>
     <w:rPrDefault>
       <w:rPr>
-        <w:rFonts w:asciiTheme="minorHAnsi" w:eastAsiaTheme="minorEastAsia" w:hAnsiTheme="minorHAnsi" w:cstheme="minorBidi"/>
+        <w:rFonts w:asciiTheme="minorHAnsi" w:hAnsiTheme="minorHAnsi" w:eastAsiaTheme="minorEastAsia" w:cstheme="minorBidi"/>
         <w:kern w:val="2"/>
         <w:sz w:val="24"/>
         <w:szCs w:val="22"/>
@@ -226,17 +792,17 @@
       </w:pPr>
     </w:pPrDefault>
   </w:docDefaults>
-  <w:latentStyles w:defLockedState="0" w:defUIPriority="99" w:defSemiHidden="0" w:defUnhideWhenUsed="0" w:defQFormat="0" w:count="376">
+  <w:latentStyles w:defLockedState="0" w:defUIPriority="99" w:defSemiHidden="0" w:defUnhideWhenUsed="0" w:defQFormat="0" w:count="371">
     <w:lsdException w:name="Normal" w:uiPriority="0" w:qFormat="1"/>
     <w:lsdException w:name="heading 1" w:uiPriority="9" w:qFormat="1"/>
-    <w:lsdException w:name="heading 2" w:semiHidden="1" w:uiPriority="9" w:unhideWhenUsed="1" w:qFormat="1"/>
-    <w:lsdException w:name="heading 3" w:semiHidden="1" w:uiPriority="9" w:unhideWhenUsed="1" w:qFormat="1"/>
-    <w:lsdException w:name="heading 4" w:semiHidden="1" w:uiPriority="9" w:unhideWhenUsed="1" w:qFormat="1"/>
-    <w:lsdException w:name="heading 5" w:semiHidden="1" w:uiPriority="9" w:unhideWhenUsed="1" w:qFormat="1"/>
-    <w:lsdException w:name="heading 6" w:semiHidden="1" w:uiPriority="9" w:unhideWhenUsed="1" w:qFormat="1"/>
-    <w:lsdException w:name="heading 7" w:semiHidden="1" w:uiPriority="9" w:unhideWhenUsed="1" w:qFormat="1"/>
-    <w:lsdException w:name="heading 8" w:semiHidden="1" w:uiPriority="9" w:unhideWhenUsed="1" w:qFormat="1"/>
-    <w:lsdException w:name="heading 9" w:semiHidden="1" w:uiPriority="9" w:unhideWhenUsed="1" w:qFormat="1"/>
+    <w:lsdException w:name="heading 2" w:uiPriority="9" w:semiHidden="1" w:unhideWhenUsed="1" w:qFormat="1"/>
+    <w:lsdException w:name="heading 3" w:uiPriority="9" w:semiHidden="1" w:unhideWhenUsed="1" w:qFormat="1"/>
+    <w:lsdException w:name="heading 4" w:uiPriority="9" w:semiHidden="1" w:unhideWhenUsed="1" w:qFormat="1"/>
+    <w:lsdException w:name="heading 5" w:uiPriority="9" w:semiHidden="1" w:unhideWhenUsed="1" w:qFormat="1"/>
+    <w:lsdException w:name="heading 6" w:uiPriority="9" w:semiHidden="1" w:unhideWhenUsed="1" w:qFormat="1"/>
+    <w:lsdException w:name="heading 7" w:uiPriority="9" w:semiHidden="1" w:unhideWhenUsed="1" w:qFormat="1"/>
+    <w:lsdException w:name="heading 8" w:uiPriority="9" w:semiHidden="1" w:unhideWhenUsed="1" w:qFormat="1"/>
+    <w:lsdException w:name="heading 9" w:uiPriority="9" w:semiHidden="1" w:unhideWhenUsed="1" w:qFormat="1"/>
     <w:lsdException w:name="index 1" w:semiHidden="1" w:unhideWhenUsed="1"/>
     <w:lsdException w:name="index 2" w:semiHidden="1" w:unhideWhenUsed="1"/>
     <w:lsdException w:name="index 3" w:semiHidden="1" w:unhideWhenUsed="1"/>
@@ -246,22 +812,22 @@
     <w:lsdException w:name="index 7" w:semiHidden="1" w:unhideWhenUsed="1"/>
     <w:lsdException w:name="index 8" w:semiHidden="1" w:unhideWhenUsed="1"/>
     <w:lsdException w:name="index 9" w:semiHidden="1" w:unhideWhenUsed="1"/>
-    <w:lsdException w:name="toc 1" w:semiHidden="1" w:uiPriority="39" w:unhideWhenUsed="1"/>
-    <w:lsdException w:name="toc 2" w:semiHidden="1" w:uiPriority="39" w:unhideWhenUsed="1"/>
-    <w:lsdException w:name="toc 3" w:semiHidden="1" w:uiPriority="39" w:unhideWhenUsed="1"/>
-    <w:lsdException w:name="toc 4" w:semiHidden="1" w:uiPriority="39" w:unhideWhenUsed="1"/>
-    <w:lsdException w:name="toc 5" w:semiHidden="1" w:uiPriority="39" w:unhideWhenUsed="1"/>
-    <w:lsdException w:name="toc 6" w:semiHidden="1" w:uiPriority="39" w:unhideWhenUsed="1"/>
-    <w:lsdException w:name="toc 7" w:semiHidden="1" w:uiPriority="39" w:unhideWhenUsed="1"/>
-    <w:lsdException w:name="toc 8" w:semiHidden="1" w:uiPriority="39" w:unhideWhenUsed="1"/>
-    <w:lsdException w:name="toc 9" w:semiHidden="1" w:uiPriority="39" w:unhideWhenUsed="1"/>
+    <w:lsdException w:name="toc 1" w:uiPriority="39" w:semiHidden="1" w:unhideWhenUsed="1"/>
+    <w:lsdException w:name="toc 2" w:uiPriority="39" w:semiHidden="1" w:unhideWhenUsed="1"/>
+    <w:lsdException w:name="toc 3" w:uiPriority="39" w:semiHidden="1" w:unhideWhenUsed="1"/>
+    <w:lsdException w:name="toc 4" w:uiPriority="39" w:semiHidden="1" w:unhideWhenUsed="1"/>
+    <w:lsdException w:name="toc 5" w:uiPriority="39" w:semiHidden="1" w:unhideWhenUsed="1"/>
+    <w:lsdException w:name="toc 6" w:uiPriority="39" w:semiHidden="1" w:unhideWhenUsed="1"/>
+    <w:lsdException w:name="toc 7" w:uiPriority="39" w:semiHidden="1" w:unhideWhenUsed="1"/>
+    <w:lsdException w:name="toc 8" w:uiPriority="39" w:semiHidden="1" w:unhideWhenUsed="1"/>
+    <w:lsdException w:name="toc 9" w:uiPriority="39" w:semiHidden="1" w:unhideWhenUsed="1"/>
     <w:lsdException w:name="Normal Indent" w:semiHidden="1" w:unhideWhenUsed="1"/>
     <w:lsdException w:name="footnote text" w:semiHidden="1" w:unhideWhenUsed="1"/>
     <w:lsdException w:name="annotation text" w:semiHidden="1" w:unhideWhenUsed="1"/>
     <w:lsdException w:name="header" w:semiHidden="1" w:unhideWhenUsed="1"/>
     <w:lsdException w:name="footer" w:semiHidden="1" w:unhideWhenUsed="1"/>
     <w:lsdException w:name="index heading" w:semiHidden="1" w:unhideWhenUsed="1"/>
-    <w:lsdException w:name="caption" w:semiHidden="1" w:uiPriority="35" w:unhideWhenUsed="1" w:qFormat="1"/>
+    <w:lsdException w:name="caption" w:uiPriority="35" w:semiHidden="1" w:unhideWhenUsed="1" w:qFormat="1"/>
     <w:lsdException w:name="table of figures" w:semiHidden="1" w:unhideWhenUsed="1"/>
     <w:lsdException w:name="envelope address" w:semiHidden="1" w:unhideWhenUsed="1"/>
     <w:lsdException w:name="envelope return" w:semiHidden="1" w:unhideWhenUsed="1"/>
@@ -292,7 +858,7 @@
     <w:lsdException w:name="Title" w:uiPriority="10" w:qFormat="1"/>
     <w:lsdException w:name="Closing" w:semiHidden="1" w:unhideWhenUsed="1"/>
     <w:lsdException w:name="Signature" w:semiHidden="1" w:unhideWhenUsed="1"/>
-    <w:lsdException w:name="Default Paragraph Font" w:semiHidden="1" w:uiPriority="1" w:unhideWhenUsed="1"/>
+    <w:lsdException w:name="Default Paragraph Font" w:uiPriority="1" w:semiHidden="1" w:unhideWhenUsed="1"/>
     <w:lsdException w:name="Body Text" w:semiHidden="1" w:unhideWhenUsed="1"/>
     <w:lsdException w:name="Body Text Indent" w:semiHidden="1" w:unhideWhenUsed="1"/>
     <w:lsdException w:name="List Continue" w:semiHidden="1" w:unhideWhenUsed="1"/>
@@ -492,8 +1058,8 @@
     <w:lsdException w:name="Subtle Reference" w:uiPriority="31" w:qFormat="1"/>
     <w:lsdException w:name="Intense Reference" w:uiPriority="32" w:qFormat="1"/>
     <w:lsdException w:name="Book Title" w:uiPriority="33" w:qFormat="1"/>
-    <w:lsdException w:name="Bibliography" w:semiHidden="1" w:uiPriority="37" w:unhideWhenUsed="1"/>
-    <w:lsdException w:name="TOC Heading" w:semiHidden="1" w:uiPriority="39" w:unhideWhenUsed="1" w:qFormat="1"/>
+    <w:lsdException w:name="Bibliography" w:uiPriority="37" w:semiHidden="1" w:unhideWhenUsed="1"/>
+    <w:lsdException w:name="TOC Heading" w:uiPriority="39" w:semiHidden="1" w:unhideWhenUsed="1" w:qFormat="1"/>
     <w:lsdException w:name="Plain Table 1" w:uiPriority="41"/>
     <w:lsdException w:name="Plain Table 2" w:uiPriority="42"/>
     <w:lsdException w:name="Plain Table 3" w:uiPriority="43"/>
@@ -598,26 +1164,21 @@
     <w:lsdException w:name="List Table 5 Dark Accent 6" w:uiPriority="50"/>
     <w:lsdException w:name="List Table 6 Colorful Accent 6" w:uiPriority="51"/>
     <w:lsdException w:name="List Table 7 Colorful Accent 6" w:uiPriority="52"/>
-    <w:lsdException w:name="Mention" w:semiHidden="1" w:unhideWhenUsed="1"/>
-    <w:lsdException w:name="Smart Hyperlink" w:semiHidden="1" w:unhideWhenUsed="1"/>
-    <w:lsdException w:name="Hashtag" w:semiHidden="1" w:unhideWhenUsed="1"/>
-    <w:lsdException w:name="Unresolved Mention" w:semiHidden="1" w:unhideWhenUsed="1"/>
-    <w:lsdException w:name="Smart Link" w:semiHidden="1" w:unhideWhenUsed="1"/>
   </w:latentStyles>
-  <w:style w:type="paragraph" w:default="1" w:styleId="a">
+  <w:style w:type="paragraph" w:styleId="Normal" w:default="1">
     <w:name w:val="Normal"/>
     <w:qFormat/>
     <w:pPr>
       <w:widowControl w:val="0"/>
     </w:pPr>
   </w:style>
-  <w:style w:type="character" w:default="1" w:styleId="a0">
+  <w:style w:type="character" w:styleId="DefaultParagraphFont" w:default="1">
     <w:name w:val="Default Paragraph Font"/>
     <w:uiPriority w:val="1"/>
     <w:semiHidden/>
     <w:unhideWhenUsed/>
   </w:style>
-  <w:style w:type="table" w:default="1" w:styleId="a1">
+  <w:style w:type="table" w:styleId="TableNormal" w:default="1">
     <w:name w:val="Normal Table"/>
     <w:uiPriority w:val="99"/>
     <w:semiHidden/>
@@ -632,7 +1193,7 @@
       </w:tblCellMar>
     </w:tblPr>
   </w:style>
-  <w:style w:type="numbering" w:default="1" w:styleId="a2">
+  <w:style w:type="numbering" w:styleId="NoList" w:default="1">
     <w:name w:val="No List"/>
     <w:uiPriority w:val="99"/>
     <w:semiHidden/>
@@ -642,7 +1203,7 @@
 </file>
 
 <file path=word/theme/theme1.xml><?xml version="1.0" encoding="utf-8"?>
-<a:theme xmlns:a="http://schemas.openxmlformats.org/drawingml/2006/main" name="Office Theme">
+<a:theme xmlns:thm15="http://schemas.microsoft.com/office/thememl/2012/main" xmlns:a="http://schemas.openxmlformats.org/drawingml/2006/main" name="Office Theme">
   <a:themeElements>
     <a:clrScheme name="Office">
       <a:dk1>
